--- a/PKI-261_CAM-NANG-HOC-VIEN-TOAN-DIEN.docx
+++ b/PKI-261_CAM-NANG-HOC-VIEN-TOAN-DIEN.docx
@@ -516,7 +516,16 @@
               <w:jc w:val="left"/>
             </w:pPr>
             <w:r>
-              <w:t xml:space="preserve">triennguyen1911@gmail.com</w:t>
+              <w:t xml:space="preserve">Lớp CHAT4P (GitHub:</w:t>
+            </w:r>
+            <w:r>
+              <w:t xml:space="preserve"> </w:t>
+            </w:r>
+            <w:r>
+              <w:t xml:space="preserve">@AlexNguyen19</w:t>
+            </w:r>
+            <w:r>
+              <w:t xml:space="preserve">)</w:t>
             </w:r>
           </w:p>
         </w:tc>
@@ -3256,7 +3265,22 @@
               <w:jc w:val="left"/>
             </w:pPr>
             <w:r>
-              <w:t xml:space="preserve">AgileOps (DevOps) / An ninh mạng THD / ĐH Nguyễn Tất Thành</w:t>
+              <w:rPr>
+                <w:rStyle w:val="VerbatimChar"/>
+              </w:rPr>
+              <w:t xml:space="preserve">@hoainn</w:t>
+            </w:r>
+            <w:r>
+              <w:rPr>
+                <w:rStyle w:val="VerbatimChar"/>
+              </w:rPr>
+              <w:t xml:space="preserve">@JackkNguyen1209</w:t>
+            </w:r>
+            <w:r>
+              <w:rPr>
+                <w:rStyle w:val="VerbatimChar"/>
+              </w:rPr>
+              <w:t xml:space="preserve">@DiWien</w:t>
             </w:r>
           </w:p>
         </w:tc>
@@ -3367,7 +3391,22 @@
               <w:jc w:val="left"/>
             </w:pPr>
             <w:r>
-              <w:t xml:space="preserve">Dược Imexpharm / VinSmart Future / Cố vấn OWASP</w:t>
+              <w:rPr>
+                <w:rStyle w:val="VerbatimChar"/>
+              </w:rPr>
+              <w:t xml:space="preserve">@jerryhien</w:t>
+            </w:r>
+            <w:r>
+              <w:rPr>
+                <w:rStyle w:val="VerbatimChar"/>
+              </w:rPr>
+              <w:t xml:space="preserve">@sonnn</w:t>
+            </w:r>
+            <w:r>
+              <w:rPr>
+                <w:rStyle w:val="VerbatimChar"/>
+              </w:rPr>
+              <w:t xml:space="preserve">@crazykid95</w:t>
             </w:r>
           </w:p>
         </w:tc>
@@ -3423,7 +3462,7 @@
                 <w:b/>
                 <w:bCs/>
               </w:rPr>
-              <w:t xml:space="preserve">TMN Root of Trust</w:t>
+              <w:t xml:space="preserve">TMN</w:t>
             </w:r>
           </w:p>
         </w:tc>
@@ -3466,10 +3505,7 @@
               <w:jc w:val="center"/>
             </w:pPr>
             <w:r>
-              <w:t xml:space="preserve">ATTT</w:t>
-            </w:r>
-            <w:r>
-              <w:t xml:space="preserve">CNTT</w:t>
+              <w:t xml:space="preserve">ATTT / CNTT</w:t>
             </w:r>
           </w:p>
         </w:tc>
@@ -3481,7 +3517,22 @@
               <w:jc w:val="left"/>
             </w:pPr>
             <w:r>
-              <w:t xml:space="preserve">Ngân hàng Nam Á / Getz Pharma (Lớp trưởng) / OPSWAT</w:t>
+              <w:rPr>
+                <w:rStyle w:val="VerbatimChar"/>
+              </w:rPr>
+              <w:t xml:space="preserve">@ngayhomay</w:t>
+            </w:r>
+            <w:r>
+              <w:rPr>
+                <w:rStyle w:val="VerbatimChar"/>
+              </w:rPr>
+              <w:t xml:space="preserve">@AlexNguyen19</w:t>
+            </w:r>
+            <w:r>
+              <w:rPr>
+                <w:rStyle w:val="VerbatimChar"/>
+              </w:rPr>
+              <w:t xml:space="preserve">@chuoihat</w:t>
             </w:r>
           </w:p>
         </w:tc>
@@ -3582,9 +3633,6 @@
             <w:r>
               <w:t xml:space="preserve">CNTT</w:t>
             </w:r>
-            <w:r>
-              <w:t xml:space="preserve">THƯD</w:t>
-            </w:r>
           </w:p>
         </w:tc>
         <w:tc>
@@ -3595,7 +3643,22 @@
               <w:jc w:val="left"/>
             </w:pPr>
             <w:r>
-              <w:t xml:space="preserve">TMA Solutions / Digityze Asia / Trung tâm 286 - Bộ Tư lệnh 86</w:t>
+              <w:rPr>
+                <w:rStyle w:val="VerbatimChar"/>
+              </w:rPr>
+              <w:t xml:space="preserve">@dieuanh1511</w:t>
+            </w:r>
+            <w:r>
+              <w:rPr>
+                <w:rStyle w:val="VerbatimChar"/>
+              </w:rPr>
+              <w:t xml:space="preserve">@chidiep2312</w:t>
+            </w:r>
+            <w:r>
+              <w:rPr>
+                <w:rStyle w:val="VerbatimChar"/>
+              </w:rPr>
+              <w:t xml:space="preserve">@medvedru777</w:t>
             </w:r>
           </w:p>
         </w:tc>
@@ -3706,7 +3769,22 @@
               <w:jc w:val="left"/>
             </w:pPr>
             <w:r>
-              <w:t xml:space="preserve">Đi học / Hitachi Digital Services / Ngân hàng ACB</w:t>
+              <w:rPr>
+                <w:rStyle w:val="VerbatimChar"/>
+              </w:rPr>
+              <w:t xml:space="preserve">@vominhat</w:t>
+            </w:r>
+            <w:r>
+              <w:rPr>
+                <w:rStyle w:val="VerbatimChar"/>
+              </w:rPr>
+              <w:t xml:space="preserve">@thaisonnam</w:t>
+            </w:r>
+            <w:r>
+              <w:rPr>
+                <w:rStyle w:val="VerbatimChar"/>
+              </w:rPr>
+              <w:t xml:space="preserve">@nguyencongy</w:t>
             </w:r>
           </w:p>
         </w:tc>

--- a/PKI-261_CAM-NANG-HOC-VIEN-TOAN-DIEN.docx
+++ b/PKI-261_CAM-NANG-HOC-VIEN-TOAN-DIEN.docx
@@ -2,7 +2,7 @@
 <file path=word/document.xml><?xml version="1.0" encoding="utf-8"?>
 <w:document xmlns:w="http://schemas.openxmlformats.org/wordprocessingml/2006/main" xmlns:m="http://schemas.openxmlformats.org/officeDocument/2006/math" xmlns:r="http://schemas.openxmlformats.org/officeDocument/2006/relationships" xmlns:o="urn:schemas-microsoft-com:office:office" xmlns:v="urn:schemas-microsoft-com:vml" xmlns:w10="urn:schemas-microsoft-com:office:word" xmlns:a="http://schemas.openxmlformats.org/drawingml/2006/main" xmlns:pic="http://schemas.openxmlformats.org/drawingml/2006/picture" xmlns:wp="http://schemas.openxmlformats.org/drawingml/2006/wordprocessingDrawing">
   <w:body>
-    <w:bookmarkStart w:id="91" w:name="X8aae9a643bb84c684dc25ce2afe19944ad4c207"/>
+    <w:bookmarkStart w:id="92" w:name="X8aae9a643bb84c684dc25ce2afe19944ad4c207"/>
     <w:p>
       <w:pPr>
         <w:pStyle w:val="Heading1"/>
@@ -12228,7 +12228,7 @@
     </w:p>
     <w:bookmarkEnd w:id="84"/>
     <w:bookmarkEnd w:id="85"/>
-    <w:bookmarkStart w:id="90" w:name="Xb821209c6c9b727aa28d6fd47ab2b13481bcd50"/>
+    <w:bookmarkStart w:id="91" w:name="Xb821209c6c9b727aa28d6fd47ab2b13481bcd50"/>
     <w:p>
       <w:pPr>
         <w:pStyle w:val="Heading2"/>
@@ -12681,7 +12681,7 @@
       </w:r>
     </w:p>
     <w:bookmarkEnd w:id="88"/>
-    <w:bookmarkStart w:id="89" w:name="X324fa949dd1061478b92b46c50c0def8e9a6ebc"/>
+    <w:bookmarkStart w:id="90" w:name="X324fa949dd1061478b92b46c50c0def8e9a6ebc"/>
     <w:p>
       <w:pPr>
         <w:pStyle w:val="Heading3"/>
@@ -12786,12 +12786,36 @@
           <w:i/>
           <w:iCs/>
         </w:rPr>
-        <w:t xml:space="preserve">Bản quyền học liệu thuộc về Giảng viên Nguyễn An Khương (Khoa Khoa học &amp; Kỹ thuật Máy tính, Trường ĐHBK Tp. HCM) &amp; Ban Đào tạo Sau đại học, Phân hiệu Học viện Kỹ thuật Mật mã tại TP.HCM.</w:t>
-      </w:r>
-    </w:p>
-    <w:bookmarkEnd w:id="89"/>
+        <w:t xml:space="preserve">Bản quyền học liệu thuộc về Giảng viên Nguyễn An Khương (Khoa Khoa học &amp; Kỹ thuật Máy tính, Trường ĐHBK Tp. HCM ·</w:t>
+      </w:r>
+      <w:r>
+        <w:rPr>
+          <w:i/>
+          <w:iCs/>
+        </w:rPr>
+        <w:t xml:space="preserve"> </w:t>
+      </w:r>
+      <w:hyperlink r:id="rId89">
+        <w:r>
+          <w:rPr>
+            <w:rStyle w:val="Hyperlink"/>
+            <w:i/>
+            <w:iCs/>
+          </w:rPr>
+          <w:t xml:space="preserve">ORCID: 0000-0002-9910-6387</w:t>
+        </w:r>
+      </w:hyperlink>
+      <w:r>
+        <w:rPr>
+          <w:i/>
+          <w:iCs/>
+        </w:rPr>
+        <w:t xml:space="preserve">) &amp; Ban Đào tạo Sau đại học, Phân hiệu Học viện Kỹ thuật Mật mã tại TP.HCM.</w:t>
+      </w:r>
+    </w:p>
     <w:bookmarkEnd w:id="90"/>
     <w:bookmarkEnd w:id="91"/>
+    <w:bookmarkEnd w:id="92"/>
     <w:sectPr>
       <w:footnotePr>
         <w:numRestart w:val="eachSect"/>
